--- a/task/нумеровонное задание .docx
+++ b/task/нумеровонное задание .docx
@@ -127,6 +127,49 @@
                     <a:xfrm>
                       <a:off x="0" y="0"/>
                       <a:ext cx="5269865" cy="6652895"/>
+                    </a:xfrm>
+                    <a:prstGeom prst="rect">
+                      <a:avLst/>
+                    </a:prstGeom>
+                  </pic:spPr>
+                </pic:pic>
+              </a:graphicData>
+            </a:graphic>
+          </wp:inline>
+        </w:drawing>
+      </w:r>
+      <w:r>
+        <w:rPr>
+          <w:rFonts w:hint="default"/>
+          <w:lang w:val="ru-RU"/>
+        </w:rPr>
+        <w:drawing>
+          <wp:inline distT="0" distB="0" distL="114300" distR="114300">
+            <wp:extent cx="5269865" cy="5749925"/>
+            <wp:effectExtent l="0" t="0" r="13335" b="15875"/>
+            <wp:docPr id="4" name="Изображение 4" descr="Снимок экрана — 2026-09-24 в 10.49.44"/>
+            <wp:cNvGraphicFramePr>
+              <a:graphicFrameLocks xmlns:a="http://schemas.openxmlformats.org/drawingml/2006/main" noChangeAspect="1"/>
+            </wp:cNvGraphicFramePr>
+            <a:graphic xmlns:a="http://schemas.openxmlformats.org/drawingml/2006/main">
+              <a:graphicData uri="http://schemas.openxmlformats.org/drawingml/2006/picture">
+                <pic:pic xmlns:pic="http://schemas.openxmlformats.org/drawingml/2006/picture">
+                  <pic:nvPicPr>
+                    <pic:cNvPr id="4" name="Изображение 4" descr="Снимок экрана — 2026-09-24 в 10.49.44"/>
+                    <pic:cNvPicPr>
+                      <a:picLocks noChangeAspect="1"/>
+                    </pic:cNvPicPr>
+                  </pic:nvPicPr>
+                  <pic:blipFill>
+                    <a:blip r:embed="rId7"/>
+                    <a:stretch>
+                      <a:fillRect/>
+                    </a:stretch>
+                  </pic:blipFill>
+                  <pic:spPr>
+                    <a:xfrm>
+                      <a:off x="0" y="0"/>
+                      <a:ext cx="5269865" cy="5749925"/>
                     </a:xfrm>
                     <a:prstGeom prst="rect">
                       <a:avLst/>
